--- a/Clase_3/resultados/tabla_regresiones.docx
+++ b/Clase_3/resultados/tabla_regresiones.docx
@@ -5,15 +5,15 @@
     <w:tbl>
       <w:tblPr>
         <w:tblStyle w:val="Table"/>
-        <w:tblW w:w="3611" w:type="pct"/>
+        <w:tblW w:w="4209" w:type="pct"/>
         <w:tblLayout w:type="fixed"/>
         <w:tblLook w:val="0060" w:firstRow="1" w:lastRow="1" w:firstColumn="0" w:lastColumn="0" w:noHBand="0" w:noVBand="0"/>
       </w:tblPr>
       <w:tblGrid>
         <w:gridCol w:w="1760"/>
-        <w:gridCol w:w="1635"/>
-        <w:gridCol w:w="1509"/>
-        <w:gridCol w:w="1635"/>
+        <w:gridCol w:w="1892"/>
+        <w:gridCol w:w="1843"/>
+        <w:gridCol w:w="2127"/>
       </w:tblGrid>
       <w:tr>
         <w:trPr>
@@ -22,17 +22,17 @@
         </w:trPr>
         <w:tc>
           <w:tcPr>
-            <w:tcW w:w="1540" w:type="dxa"/>
-          </w:tcPr>
-          <w:p>
-            <w:pPr>
-              <w:pStyle w:val="Compact"/>
-            </w:pPr>
-          </w:p>
-        </w:tc>
-        <w:tc>
-          <w:tcPr>
-            <w:tcW w:w="1430" w:type="dxa"/>
+            <w:tcW w:w="1759" w:type="dxa"/>
+          </w:tcPr>
+          <w:p>
+            <w:pPr>
+              <w:pStyle w:val="Compact"/>
+            </w:pPr>
+          </w:p>
+        </w:tc>
+        <w:tc>
+          <w:tcPr>
+            <w:tcW w:w="1892" w:type="dxa"/>
           </w:tcPr>
           <w:p>
             <w:pPr>
@@ -49,7 +49,7 @@
         </w:tc>
         <w:tc>
           <w:tcPr>
-            <w:tcW w:w="1320" w:type="dxa"/>
+            <w:tcW w:w="1843" w:type="dxa"/>
           </w:tcPr>
           <w:p>
             <w:pPr>
@@ -59,11 +59,6 @@
                 <w:numId w:val="3"/>
               </w:numPr>
             </w:pPr>
-          </w:p>
-          <w:p>
-            <w:pPr>
-              <w:pStyle w:val="Compact"/>
-            </w:pPr>
             <w:r>
               <w:t>SGP</w:t>
             </w:r>
@@ -71,7 +66,7 @@
         </w:tc>
         <w:tc>
           <w:tcPr>
-            <w:tcW w:w="1430" w:type="dxa"/>
+            <w:tcW w:w="2127" w:type="dxa"/>
           </w:tcPr>
           <w:p>
             <w:pPr>
@@ -81,13 +76,16 @@
                 <w:numId w:val="5"/>
               </w:numPr>
             </w:pPr>
-          </w:p>
-          <w:p>
-            <w:pPr>
-              <w:pStyle w:val="Compact"/>
-            </w:pPr>
-            <w:r>
-              <w:t>Pob.</w:t>
+            <w:r>
+              <w:t xml:space="preserve"> </w:t>
+            </w:r>
+            <w:proofErr w:type="spellStart"/>
+            <w:r>
+              <w:t>Pob</w:t>
+            </w:r>
+            <w:proofErr w:type="spellEnd"/>
+            <w:r>
+              <w:t>.</w:t>
             </w:r>
           </w:p>
         </w:tc>
@@ -95,7 +93,7 @@
       <w:tr>
         <w:tc>
           <w:tcPr>
-            <w:tcW w:w="1540" w:type="dxa"/>
+            <w:tcW w:w="1759" w:type="dxa"/>
           </w:tcPr>
           <w:p>
             <w:pPr>
@@ -108,7 +106,7 @@
         </w:tc>
         <w:tc>
           <w:tcPr>
-            <w:tcW w:w="1430" w:type="dxa"/>
+            <w:tcW w:w="1892" w:type="dxa"/>
           </w:tcPr>
           <w:p>
             <w:pPr>
@@ -121,7 +119,7 @@
         </w:tc>
         <w:tc>
           <w:tcPr>
-            <w:tcW w:w="1320" w:type="dxa"/>
+            <w:tcW w:w="1843" w:type="dxa"/>
           </w:tcPr>
           <w:p>
             <w:pPr>
@@ -134,7 +132,7 @@
         </w:tc>
         <w:tc>
           <w:tcPr>
-            <w:tcW w:w="1430" w:type="dxa"/>
+            <w:tcW w:w="2127" w:type="dxa"/>
           </w:tcPr>
           <w:p>
             <w:pPr>
@@ -149,17 +147,17 @@
       <w:tr>
         <w:tc>
           <w:tcPr>
-            <w:tcW w:w="1540" w:type="dxa"/>
-          </w:tcPr>
-          <w:p>
-            <w:pPr>
-              <w:pStyle w:val="Compact"/>
-            </w:pPr>
-          </w:p>
-        </w:tc>
-        <w:tc>
-          <w:tcPr>
-            <w:tcW w:w="1430" w:type="dxa"/>
+            <w:tcW w:w="1759" w:type="dxa"/>
+          </w:tcPr>
+          <w:p>
+            <w:pPr>
+              <w:pStyle w:val="Compact"/>
+            </w:pPr>
+          </w:p>
+        </w:tc>
+        <w:tc>
+          <w:tcPr>
+            <w:tcW w:w="1892" w:type="dxa"/>
           </w:tcPr>
           <w:p>
             <w:pPr>
@@ -172,7 +170,7 @@
         </w:tc>
         <w:tc>
           <w:tcPr>
-            <w:tcW w:w="1320" w:type="dxa"/>
+            <w:tcW w:w="1843" w:type="dxa"/>
           </w:tcPr>
           <w:p>
             <w:pPr>
@@ -185,7 +183,7 @@
         </w:tc>
         <w:tc>
           <w:tcPr>
-            <w:tcW w:w="1430" w:type="dxa"/>
+            <w:tcW w:w="2127" w:type="dxa"/>
           </w:tcPr>
           <w:p>
             <w:pPr>
@@ -200,20 +198,30 @@
       <w:tr>
         <w:tc>
           <w:tcPr>
-            <w:tcW w:w="1540" w:type="dxa"/>
-          </w:tcPr>
-          <w:p>
-            <w:pPr>
-              <w:pStyle w:val="Compact"/>
-            </w:pPr>
-            <w:r>
-              <w:t>log_ing</w:t>
-            </w:r>
-          </w:p>
-        </w:tc>
-        <w:tc>
-          <w:tcPr>
-            <w:tcW w:w="1430" w:type="dxa"/>
+            <w:tcW w:w="1759" w:type="dxa"/>
+          </w:tcPr>
+          <w:p>
+            <w:pPr>
+              <w:pStyle w:val="Compact"/>
+            </w:pPr>
+            <w:proofErr w:type="spellStart"/>
+            <w:r>
+              <w:t>Ingreso</w:t>
+            </w:r>
+            <w:proofErr w:type="spellEnd"/>
+            <w:r>
+              <w:t xml:space="preserve"> </w:t>
+            </w:r>
+            <w:proofErr w:type="spellStart"/>
+            <w:r>
+              <w:t>tributario</w:t>
+            </w:r>
+            <w:proofErr w:type="spellEnd"/>
+          </w:p>
+        </w:tc>
+        <w:tc>
+          <w:tcPr>
+            <w:tcW w:w="1892" w:type="dxa"/>
           </w:tcPr>
           <w:p>
             <w:pPr>
@@ -226,7 +234,7 @@
         </w:tc>
         <w:tc>
           <w:tcPr>
-            <w:tcW w:w="1320" w:type="dxa"/>
+            <w:tcW w:w="1843" w:type="dxa"/>
           </w:tcPr>
           <w:p>
             <w:pPr>
@@ -239,7 +247,7 @@
         </w:tc>
         <w:tc>
           <w:tcPr>
-            <w:tcW w:w="1430" w:type="dxa"/>
+            <w:tcW w:w="2127" w:type="dxa"/>
           </w:tcPr>
           <w:p>
             <w:pPr>
@@ -254,17 +262,17 @@
       <w:tr>
         <w:tc>
           <w:tcPr>
-            <w:tcW w:w="1540" w:type="dxa"/>
-          </w:tcPr>
-          <w:p>
-            <w:pPr>
-              <w:pStyle w:val="Compact"/>
-            </w:pPr>
-          </w:p>
-        </w:tc>
-        <w:tc>
-          <w:tcPr>
-            <w:tcW w:w="1430" w:type="dxa"/>
+            <w:tcW w:w="1759" w:type="dxa"/>
+          </w:tcPr>
+          <w:p>
+            <w:pPr>
+              <w:pStyle w:val="Compact"/>
+            </w:pPr>
+          </w:p>
+        </w:tc>
+        <w:tc>
+          <w:tcPr>
+            <w:tcW w:w="1892" w:type="dxa"/>
           </w:tcPr>
           <w:p>
             <w:pPr>
@@ -277,7 +285,7 @@
         </w:tc>
         <w:tc>
           <w:tcPr>
-            <w:tcW w:w="1320" w:type="dxa"/>
+            <w:tcW w:w="1843" w:type="dxa"/>
           </w:tcPr>
           <w:p>
             <w:pPr>
@@ -290,7 +298,7 @@
         </w:tc>
         <w:tc>
           <w:tcPr>
-            <w:tcW w:w="1430" w:type="dxa"/>
+            <w:tcW w:w="2127" w:type="dxa"/>
           </w:tcPr>
           <w:p>
             <w:pPr>
@@ -305,30 +313,35 @@
       <w:tr>
         <w:tc>
           <w:tcPr>
-            <w:tcW w:w="1540" w:type="dxa"/>
-          </w:tcPr>
-          <w:p>
-            <w:pPr>
-              <w:pStyle w:val="Compact"/>
-            </w:pPr>
-            <w:r>
-              <w:t>log_sgp</w:t>
-            </w:r>
-          </w:p>
-        </w:tc>
-        <w:tc>
-          <w:tcPr>
-            <w:tcW w:w="1430" w:type="dxa"/>
-          </w:tcPr>
-          <w:p>
-            <w:pPr>
-              <w:pStyle w:val="Compact"/>
-            </w:pPr>
-          </w:p>
-        </w:tc>
-        <w:tc>
-          <w:tcPr>
-            <w:tcW w:w="1320" w:type="dxa"/>
+            <w:tcW w:w="1759" w:type="dxa"/>
+          </w:tcPr>
+          <w:p>
+            <w:pPr>
+              <w:pStyle w:val="Compact"/>
+            </w:pPr>
+            <w:proofErr w:type="spellStart"/>
+            <w:r>
+              <w:t>Ingresos</w:t>
+            </w:r>
+            <w:proofErr w:type="spellEnd"/>
+            <w:r>
+              <w:t xml:space="preserve"> SGP</w:t>
+            </w:r>
+          </w:p>
+        </w:tc>
+        <w:tc>
+          <w:tcPr>
+            <w:tcW w:w="1892" w:type="dxa"/>
+          </w:tcPr>
+          <w:p>
+            <w:pPr>
+              <w:pStyle w:val="Compact"/>
+            </w:pPr>
+          </w:p>
+        </w:tc>
+        <w:tc>
+          <w:tcPr>
+            <w:tcW w:w="1843" w:type="dxa"/>
           </w:tcPr>
           <w:p>
             <w:pPr>
@@ -341,7 +354,7 @@
         </w:tc>
         <w:tc>
           <w:tcPr>
-            <w:tcW w:w="1430" w:type="dxa"/>
+            <w:tcW w:w="2127" w:type="dxa"/>
           </w:tcPr>
           <w:p>
             <w:pPr>
@@ -356,27 +369,27 @@
       <w:tr>
         <w:tc>
           <w:tcPr>
-            <w:tcW w:w="1540" w:type="dxa"/>
-          </w:tcPr>
-          <w:p>
-            <w:pPr>
-              <w:pStyle w:val="Compact"/>
-            </w:pPr>
-          </w:p>
-        </w:tc>
-        <w:tc>
-          <w:tcPr>
-            <w:tcW w:w="1430" w:type="dxa"/>
-          </w:tcPr>
-          <w:p>
-            <w:pPr>
-              <w:pStyle w:val="Compact"/>
-            </w:pPr>
-          </w:p>
-        </w:tc>
-        <w:tc>
-          <w:tcPr>
-            <w:tcW w:w="1320" w:type="dxa"/>
+            <w:tcW w:w="1759" w:type="dxa"/>
+          </w:tcPr>
+          <w:p>
+            <w:pPr>
+              <w:pStyle w:val="Compact"/>
+            </w:pPr>
+          </w:p>
+        </w:tc>
+        <w:tc>
+          <w:tcPr>
+            <w:tcW w:w="1892" w:type="dxa"/>
+          </w:tcPr>
+          <w:p>
+            <w:pPr>
+              <w:pStyle w:val="Compact"/>
+            </w:pPr>
+          </w:p>
+        </w:tc>
+        <w:tc>
+          <w:tcPr>
+            <w:tcW w:w="1843" w:type="dxa"/>
           </w:tcPr>
           <w:p>
             <w:pPr>
@@ -389,7 +402,7 @@
         </w:tc>
         <w:tc>
           <w:tcPr>
-            <w:tcW w:w="1430" w:type="dxa"/>
+            <w:tcW w:w="2127" w:type="dxa"/>
           </w:tcPr>
           <w:p>
             <w:pPr>
@@ -404,40 +417,40 @@
       <w:tr>
         <w:tc>
           <w:tcPr>
-            <w:tcW w:w="1540" w:type="dxa"/>
-          </w:tcPr>
-          <w:p>
-            <w:pPr>
-              <w:pStyle w:val="Compact"/>
-            </w:pPr>
-            <w:r>
-              <w:t>log_pob</w:t>
-            </w:r>
-          </w:p>
-        </w:tc>
-        <w:tc>
-          <w:tcPr>
-            <w:tcW w:w="1430" w:type="dxa"/>
-          </w:tcPr>
-          <w:p>
-            <w:pPr>
-              <w:pStyle w:val="Compact"/>
-            </w:pPr>
-          </w:p>
-        </w:tc>
-        <w:tc>
-          <w:tcPr>
-            <w:tcW w:w="1320" w:type="dxa"/>
-          </w:tcPr>
-          <w:p>
-            <w:pPr>
-              <w:pStyle w:val="Compact"/>
-            </w:pPr>
-          </w:p>
-        </w:tc>
-        <w:tc>
-          <w:tcPr>
-            <w:tcW w:w="1430" w:type="dxa"/>
+            <w:tcW w:w="1759" w:type="dxa"/>
+          </w:tcPr>
+          <w:p>
+            <w:pPr>
+              <w:pStyle w:val="Compact"/>
+            </w:pPr>
+            <w:r>
+              <w:t>Población</w:t>
+            </w:r>
+          </w:p>
+        </w:tc>
+        <w:tc>
+          <w:tcPr>
+            <w:tcW w:w="1892" w:type="dxa"/>
+          </w:tcPr>
+          <w:p>
+            <w:pPr>
+              <w:pStyle w:val="Compact"/>
+            </w:pPr>
+          </w:p>
+        </w:tc>
+        <w:tc>
+          <w:tcPr>
+            <w:tcW w:w="1843" w:type="dxa"/>
+          </w:tcPr>
+          <w:p>
+            <w:pPr>
+              <w:pStyle w:val="Compact"/>
+            </w:pPr>
+          </w:p>
+        </w:tc>
+        <w:tc>
+          <w:tcPr>
+            <w:tcW w:w="2127" w:type="dxa"/>
           </w:tcPr>
           <w:p>
             <w:pPr>
@@ -452,37 +465,37 @@
       <w:tr>
         <w:tc>
           <w:tcPr>
-            <w:tcW w:w="1540" w:type="dxa"/>
-          </w:tcPr>
-          <w:p>
-            <w:pPr>
-              <w:pStyle w:val="Compact"/>
-            </w:pPr>
-          </w:p>
-        </w:tc>
-        <w:tc>
-          <w:tcPr>
-            <w:tcW w:w="1430" w:type="dxa"/>
-          </w:tcPr>
-          <w:p>
-            <w:pPr>
-              <w:pStyle w:val="Compact"/>
-            </w:pPr>
-          </w:p>
-        </w:tc>
-        <w:tc>
-          <w:tcPr>
-            <w:tcW w:w="1320" w:type="dxa"/>
-          </w:tcPr>
-          <w:p>
-            <w:pPr>
-              <w:pStyle w:val="Compact"/>
-            </w:pPr>
-          </w:p>
-        </w:tc>
-        <w:tc>
-          <w:tcPr>
-            <w:tcW w:w="1430" w:type="dxa"/>
+            <w:tcW w:w="1759" w:type="dxa"/>
+          </w:tcPr>
+          <w:p>
+            <w:pPr>
+              <w:pStyle w:val="Compact"/>
+            </w:pPr>
+          </w:p>
+        </w:tc>
+        <w:tc>
+          <w:tcPr>
+            <w:tcW w:w="1892" w:type="dxa"/>
+          </w:tcPr>
+          <w:p>
+            <w:pPr>
+              <w:pStyle w:val="Compact"/>
+            </w:pPr>
+          </w:p>
+        </w:tc>
+        <w:tc>
+          <w:tcPr>
+            <w:tcW w:w="1843" w:type="dxa"/>
+          </w:tcPr>
+          <w:p>
+            <w:pPr>
+              <w:pStyle w:val="Compact"/>
+            </w:pPr>
+          </w:p>
+        </w:tc>
+        <w:tc>
+          <w:tcPr>
+            <w:tcW w:w="2127" w:type="dxa"/>
           </w:tcPr>
           <w:p>
             <w:pPr>
@@ -497,7 +510,7 @@
       <w:tr>
         <w:tc>
           <w:tcPr>
-            <w:tcW w:w="1540" w:type="dxa"/>
+            <w:tcW w:w="1759" w:type="dxa"/>
           </w:tcPr>
           <w:p>
             <w:pPr>
@@ -510,7 +523,7 @@
         </w:tc>
         <w:tc>
           <w:tcPr>
-            <w:tcW w:w="1430" w:type="dxa"/>
+            <w:tcW w:w="1892" w:type="dxa"/>
           </w:tcPr>
           <w:p>
             <w:pPr>
@@ -523,7 +536,7 @@
         </w:tc>
         <w:tc>
           <w:tcPr>
-            <w:tcW w:w="1320" w:type="dxa"/>
+            <w:tcW w:w="1843" w:type="dxa"/>
           </w:tcPr>
           <w:p>
             <w:pPr>
@@ -536,7 +549,7 @@
         </w:tc>
         <w:tc>
           <w:tcPr>
-            <w:tcW w:w="1430" w:type="dxa"/>
+            <w:tcW w:w="2127" w:type="dxa"/>
           </w:tcPr>
           <w:p>
             <w:pPr>
@@ -551,7 +564,10 @@
       <w:tr>
         <w:tc>
           <w:tcPr>
-            <w:tcW w:w="1540" w:type="dxa"/>
+            <w:tcW w:w="1759" w:type="dxa"/>
+            <w:tcBorders>
+              <w:bottom w:val="single" w:sz="4" w:space="0" w:color="auto"/>
+            </w:tcBorders>
           </w:tcPr>
           <w:p>
             <w:pPr>
@@ -564,7 +580,10 @@
         </w:tc>
         <w:tc>
           <w:tcPr>
-            <w:tcW w:w="1430" w:type="dxa"/>
+            <w:tcW w:w="1892" w:type="dxa"/>
+            <w:tcBorders>
+              <w:bottom w:val="single" w:sz="4" w:space="0" w:color="auto"/>
+            </w:tcBorders>
           </w:tcPr>
           <w:p>
             <w:pPr>
@@ -577,7 +596,10 @@
         </w:tc>
         <w:tc>
           <w:tcPr>
-            <w:tcW w:w="1320" w:type="dxa"/>
+            <w:tcW w:w="1843" w:type="dxa"/>
+            <w:tcBorders>
+              <w:bottom w:val="single" w:sz="4" w:space="0" w:color="auto"/>
+            </w:tcBorders>
           </w:tcPr>
           <w:p>
             <w:pPr>
@@ -590,7 +612,10 @@
         </w:tc>
         <w:tc>
           <w:tcPr>
-            <w:tcW w:w="1430" w:type="dxa"/>
+            <w:tcW w:w="2127" w:type="dxa"/>
+            <w:tcBorders>
+              <w:bottom w:val="single" w:sz="4" w:space="0" w:color="auto"/>
+            </w:tcBorders>
           </w:tcPr>
           <w:p>
             <w:pPr>
@@ -605,8 +630,11 @@
       <w:tr>
         <w:tc>
           <w:tcPr>
-            <w:tcW w:w="5720" w:type="dxa"/>
+            <w:tcW w:w="7621" w:type="dxa"/>
             <w:gridSpan w:val="4"/>
+            <w:tcBorders>
+              <w:top w:val="single" w:sz="4" w:space="0" w:color="auto"/>
+            </w:tcBorders>
           </w:tcPr>
           <w:p>
             <w:pPr>
@@ -620,10 +648,84 @@
               <w:t>p &lt; 0.1, * p &lt; 0.05, ** p &lt; 0.01, *** p &lt; 0.001</w:t>
             </w:r>
           </w:p>
+          <w:p>
+            <w:pPr>
+              <w:pStyle w:val="Compact"/>
+              <w:numPr>
+                <w:ilvl w:val="0"/>
+                <w:numId w:val="7"/>
+              </w:numPr>
+              <w:rPr>
+                <w:lang w:val="es-CO"/>
+              </w:rPr>
+            </w:pPr>
+            <w:r>
+              <w:rPr>
+                <w:lang w:val="es-CO"/>
+              </w:rPr>
+              <w:t xml:space="preserve">Todas las </w:t>
+            </w:r>
+            <w:proofErr w:type="spellStart"/>
+            <w:r>
+              <w:rPr>
+                <w:lang w:val="es-CO"/>
+              </w:rPr>
+              <w:t>Vriables</w:t>
+            </w:r>
+            <w:proofErr w:type="spellEnd"/>
+            <w:r>
+              <w:rPr>
+                <w:lang w:val="es-CO"/>
+              </w:rPr>
+              <w:t xml:space="preserve"> están </w:t>
+            </w:r>
+            <w:proofErr w:type="gramStart"/>
+            <w:r>
+              <w:rPr>
+                <w:lang w:val="es-CO"/>
+              </w:rPr>
+              <w:t>e</w:t>
+            </w:r>
+            <w:r>
+              <w:rPr>
+                <w:lang w:val="es-CO"/>
+              </w:rPr>
+              <w:t>n  expresadas</w:t>
+            </w:r>
+            <w:proofErr w:type="gramEnd"/>
+            <w:r>
+              <w:rPr>
+                <w:lang w:val="es-CO"/>
+              </w:rPr>
+              <w:t xml:space="preserve"> en logaritmo natural</w:t>
+            </w:r>
+          </w:p>
+          <w:p>
+            <w:pPr>
+              <w:pStyle w:val="Compact"/>
+              <w:rPr>
+                <w:lang w:val="es-CO"/>
+              </w:rPr>
+            </w:pPr>
+          </w:p>
+          <w:p>
+            <w:pPr>
+              <w:pStyle w:val="Compact"/>
+              <w:rPr>
+                <w:lang w:val="es-CO"/>
+              </w:rPr>
+            </w:pPr>
+          </w:p>
         </w:tc>
       </w:tr>
     </w:tbl>
-    <w:p/>
+    <w:p>
+      <w:pPr>
+        <w:rPr>
+          <w:lang w:val="es-CO"/>
+        </w:rPr>
+      </w:pPr>
+    </w:p>
     <w:sectPr>
       <w:footnotePr>
         <w:numRestart w:val="eachSect"/>
@@ -641,7 +743,7 @@
   <w:abstractNum w:abstractNumId="0" w15:restartNumberingAfterBreak="0">
     <w:nsid w:val="0000A990"/>
     <w:multiLevelType w:val="multilevel"/>
-    <w:tmpl w:val="6A441C7C"/>
+    <w:tmpl w:val="334C47AE"/>
     <w:lvl w:ilvl="0">
       <w:numFmt w:val="bullet"/>
       <w:lvlText w:val=" "/>
@@ -718,7 +820,7 @@
   <w:abstractNum w:abstractNumId="1" w15:restartNumberingAfterBreak="0">
     <w:nsid w:val="0000A991"/>
     <w:multiLevelType w:val="multilevel"/>
-    <w:tmpl w:val="0E0C1FF0"/>
+    <w:tmpl w:val="A3BE5F8A"/>
     <w:lvl w:ilvl="0">
       <w:numFmt w:val="bullet"/>
       <w:lvlText w:val=""/>
@@ -822,7 +924,7 @@
   <w:abstractNum w:abstractNumId="2" w15:restartNumberingAfterBreak="0">
     <w:nsid w:val="00A99431"/>
     <w:multiLevelType w:val="multilevel"/>
-    <w:tmpl w:val="83B2BD9A"/>
+    <w:tmpl w:val="B302C8CE"/>
     <w:lvl w:ilvl="0">
       <w:start w:val="1"/>
       <w:numFmt w:val="decimal"/>
@@ -908,7 +1010,7 @@
   <w:abstractNum w:abstractNumId="3" w15:restartNumberingAfterBreak="0">
     <w:nsid w:val="00A99432"/>
     <w:multiLevelType w:val="multilevel"/>
-    <w:tmpl w:val="BAE68D56"/>
+    <w:tmpl w:val="4C98C4C4"/>
     <w:lvl w:ilvl="0">
       <w:start w:val="2"/>
       <w:numFmt w:val="decimal"/>
@@ -994,7 +1096,7 @@
   <w:abstractNum w:abstractNumId="4" w15:restartNumberingAfterBreak="0">
     <w:nsid w:val="00A99433"/>
     <w:multiLevelType w:val="multilevel"/>
-    <w:tmpl w:val="580E62B2"/>
+    <w:tmpl w:val="3F54EC12"/>
     <w:lvl w:ilvl="0">
       <w:start w:val="3"/>
       <w:numFmt w:val="decimal"/>
@@ -1077,10 +1179,10 @@
       </w:pPr>
     </w:lvl>
   </w:abstractNum>
-  <w:num w:numId="1" w16cid:durableId="749037050">
+  <w:num w:numId="1" w16cid:durableId="494733384">
     <w:abstractNumId w:val="0"/>
   </w:num>
-  <w:num w:numId="2" w16cid:durableId="405034075">
+  <w:num w:numId="2" w16cid:durableId="2087190908">
     <w:abstractNumId w:val="2"/>
     <w:lvlOverride w:ilvl="0">
       <w:startOverride w:val="1"/>
@@ -1110,7 +1212,7 @@
       <w:startOverride w:val="1"/>
     </w:lvlOverride>
   </w:num>
-  <w:num w:numId="3" w16cid:durableId="487480970">
+  <w:num w:numId="3" w16cid:durableId="849609986">
     <w:abstractNumId w:val="3"/>
     <w:lvlOverride w:ilvl="0">
       <w:startOverride w:val="2"/>
@@ -1140,10 +1242,10 @@
       <w:startOverride w:val="2"/>
     </w:lvlOverride>
   </w:num>
-  <w:num w:numId="4" w16cid:durableId="1382482505">
+  <w:num w:numId="4" w16cid:durableId="265893747">
     <w:abstractNumId w:val="1"/>
   </w:num>
-  <w:num w:numId="5" w16cid:durableId="443383720">
+  <w:num w:numId="5" w16cid:durableId="2120101833">
     <w:abstractNumId w:val="4"/>
     <w:lvlOverride w:ilvl="0">
       <w:startOverride w:val="3"/>
@@ -1173,10 +1275,10 @@
       <w:startOverride w:val="3"/>
     </w:lvlOverride>
   </w:num>
-  <w:num w:numId="6" w16cid:durableId="1537430400">
+  <w:num w:numId="6" w16cid:durableId="557938099">
     <w:abstractNumId w:val="1"/>
   </w:num>
-  <w:num w:numId="7" w16cid:durableId="1023440609">
+  <w:num w:numId="7" w16cid:durableId="615021502">
     <w:abstractNumId w:val="1"/>
   </w:num>
 </w:numbering>
